--- a/Talleres/Talleres-2025-2C/Taller1/Taller1-Lógica Combinatoria/Tablas Taller de Lógica Digital.docx
+++ b/Talleres/Talleres-2025-2C/Taller1/Taller1-Lógica Combinatoria/Tablas Taller de Lógica Digital.docx
@@ -459,14 +459,12 @@
                 <w:b/>
               </w:rPr>
             </w:pPr>
-            <w:proofErr w:type="gramStart"/>
             <w:r>
               <w:rPr>
                 <w:b/>
               </w:rPr>
               <w:t>V?</w:t>
             </w:r>
-            <w:proofErr w:type="gramEnd"/>
           </w:p>
         </w:tc>
         <w:tc>
@@ -629,14 +627,12 @@
                 <w:b/>
               </w:rPr>
             </w:pPr>
-            <w:proofErr w:type="gramStart"/>
             <w:r>
               <w:rPr>
                 <w:b/>
               </w:rPr>
               <w:t>V?</w:t>
             </w:r>
-            <w:proofErr w:type="gramEnd"/>
           </w:p>
         </w:tc>
       </w:tr>
@@ -2672,14 +2668,12 @@
                 <w:b/>
               </w:rPr>
             </w:pPr>
-            <w:proofErr w:type="gramStart"/>
             <w:r>
               <w:rPr>
                 <w:b/>
               </w:rPr>
               <w:t>V?</w:t>
             </w:r>
-            <w:proofErr w:type="gramEnd"/>
           </w:p>
         </w:tc>
         <w:tc>
@@ -2842,14 +2836,12 @@
                 <w:b/>
               </w:rPr>
             </w:pPr>
-            <w:proofErr w:type="gramStart"/>
             <w:r>
               <w:rPr>
                 <w:b/>
               </w:rPr>
               <w:t>V?</w:t>
             </w:r>
-            <w:proofErr w:type="gramEnd"/>
           </w:p>
         </w:tc>
       </w:tr>
@@ -4911,6 +4903,9 @@
               <w:widowControl w:val="0"/>
               <w:spacing w:line="240" w:lineRule="auto"/>
             </w:pPr>
+            <w:r>
+              <w:t>0000</w:t>
+            </w:r>
           </w:p>
         </w:tc>
         <w:tc>
@@ -4928,6 +4923,9 @@
               <w:widowControl w:val="0"/>
               <w:spacing w:line="240" w:lineRule="auto"/>
             </w:pPr>
+            <w:r>
+              <w:t>1</w:t>
+            </w:r>
           </w:p>
         </w:tc>
         <w:tc>
@@ -4945,6 +4943,9 @@
               <w:widowControl w:val="0"/>
               <w:spacing w:line="240" w:lineRule="auto"/>
             </w:pPr>
+            <w:r>
+              <w:t>1</w:t>
+            </w:r>
           </w:p>
         </w:tc>
         <w:tc>
@@ -4962,6 +4963,9 @@
               <w:widowControl w:val="0"/>
               <w:spacing w:line="240" w:lineRule="auto"/>
             </w:pPr>
+            <w:r>
+              <w:t>0</w:t>
+            </w:r>
           </w:p>
         </w:tc>
         <w:tc>
@@ -4979,6 +4983,9 @@
               <w:widowControl w:val="0"/>
               <w:spacing w:line="240" w:lineRule="auto"/>
             </w:pPr>
+            <w:r>
+              <w:t>0</w:t>
+            </w:r>
           </w:p>
         </w:tc>
         <w:tc>
@@ -4996,6 +5003,9 @@
               <w:widowControl w:val="0"/>
               <w:spacing w:line="240" w:lineRule="auto"/>
             </w:pPr>
+            <w:r>
+              <w:t>0010</w:t>
+            </w:r>
           </w:p>
         </w:tc>
         <w:tc>
@@ -5013,6 +5023,9 @@
               <w:widowControl w:val="0"/>
               <w:spacing w:line="240" w:lineRule="auto"/>
             </w:pPr>
+            <w:r>
+              <w:t>0</w:t>
+            </w:r>
           </w:p>
         </w:tc>
         <w:tc>
@@ -5030,6 +5043,9 @@
               <w:widowControl w:val="0"/>
               <w:spacing w:line="240" w:lineRule="auto"/>
             </w:pPr>
+            <w:r>
+              <w:t>1</w:t>
+            </w:r>
           </w:p>
         </w:tc>
         <w:tc>
@@ -5047,6 +5063,9 @@
               <w:widowControl w:val="0"/>
               <w:spacing w:line="240" w:lineRule="auto"/>
             </w:pPr>
+            <w:r>
+              <w:t>0</w:t>
+            </w:r>
           </w:p>
         </w:tc>
         <w:tc>
@@ -5064,6 +5083,9 @@
               <w:widowControl w:val="0"/>
               <w:spacing w:line="240" w:lineRule="auto"/>
             </w:pPr>
+            <w:r>
+              <w:t>0</w:t>
+            </w:r>
           </w:p>
         </w:tc>
       </w:tr>
@@ -5135,6 +5157,9 @@
               <w:widowControl w:val="0"/>
               <w:spacing w:line="240" w:lineRule="auto"/>
             </w:pPr>
+            <w:r>
+              <w:t>1010</w:t>
+            </w:r>
           </w:p>
         </w:tc>
         <w:tc>
@@ -5152,6 +5177,9 @@
               <w:widowControl w:val="0"/>
               <w:spacing w:line="240" w:lineRule="auto"/>
             </w:pPr>
+            <w:r>
+              <w:t>0</w:t>
+            </w:r>
           </w:p>
         </w:tc>
         <w:tc>
@@ -5169,6 +5197,9 @@
               <w:widowControl w:val="0"/>
               <w:spacing w:line="240" w:lineRule="auto"/>
             </w:pPr>
+            <w:r>
+              <w:t>0</w:t>
+            </w:r>
           </w:p>
         </w:tc>
         <w:tc>
@@ -5185,7 +5216,13 @@
             <w:pPr>
               <w:widowControl w:val="0"/>
               <w:spacing w:line="240" w:lineRule="auto"/>
-            </w:pPr>
+              <w:rPr>
+                <w:lang w:val="es-ES"/>
+              </w:rPr>
+            </w:pPr>
+            <w:r>
+              <w:t>1</w:t>
+            </w:r>
           </w:p>
         </w:tc>
         <w:tc>
@@ -5203,6 +5240,9 @@
               <w:widowControl w:val="0"/>
               <w:spacing w:line="240" w:lineRule="auto"/>
             </w:pPr>
+            <w:r>
+              <w:t>1</w:t>
+            </w:r>
           </w:p>
         </w:tc>
         <w:tc>
@@ -5220,6 +5260,9 @@
               <w:widowControl w:val="0"/>
               <w:spacing w:line="240" w:lineRule="auto"/>
             </w:pPr>
+            <w:r>
+              <w:t>0000</w:t>
+            </w:r>
           </w:p>
         </w:tc>
         <w:tc>
@@ -5237,6 +5280,9 @@
               <w:widowControl w:val="0"/>
               <w:spacing w:line="240" w:lineRule="auto"/>
             </w:pPr>
+            <w:r>
+              <w:t>1</w:t>
+            </w:r>
           </w:p>
         </w:tc>
         <w:tc>
@@ -5254,6 +5300,9 @@
               <w:widowControl w:val="0"/>
               <w:spacing w:line="240" w:lineRule="auto"/>
             </w:pPr>
+            <w:r>
+              <w:t>1</w:t>
+            </w:r>
           </w:p>
         </w:tc>
         <w:tc>
@@ -5271,6 +5320,9 @@
               <w:widowControl w:val="0"/>
               <w:spacing w:line="240" w:lineRule="auto"/>
             </w:pPr>
+            <w:r>
+              <w:t>0</w:t>
+            </w:r>
           </w:p>
         </w:tc>
         <w:tc>
@@ -5288,6 +5340,9 @@
               <w:widowControl w:val="0"/>
               <w:spacing w:line="240" w:lineRule="auto"/>
             </w:pPr>
+            <w:r>
+              <w:t>0</w:t>
+            </w:r>
           </w:p>
         </w:tc>
       </w:tr>
@@ -5359,6 +5414,9 @@
               <w:widowControl w:val="0"/>
               <w:spacing w:line="240" w:lineRule="auto"/>
             </w:pPr>
+            <w:r>
+              <w:t>1111</w:t>
+            </w:r>
           </w:p>
         </w:tc>
         <w:tc>
@@ -5376,6 +5434,9 @@
               <w:widowControl w:val="0"/>
               <w:spacing w:line="240" w:lineRule="auto"/>
             </w:pPr>
+            <w:r>
+              <w:t>0</w:t>
+            </w:r>
           </w:p>
         </w:tc>
         <w:tc>
@@ -5393,6 +5454,9 @@
               <w:widowControl w:val="0"/>
               <w:spacing w:line="240" w:lineRule="auto"/>
             </w:pPr>
+            <w:r>
+              <w:t>0</w:t>
+            </w:r>
           </w:p>
         </w:tc>
         <w:tc>
@@ -5410,6 +5474,9 @@
               <w:widowControl w:val="0"/>
               <w:spacing w:line="240" w:lineRule="auto"/>
             </w:pPr>
+            <w:r>
+              <w:t>0</w:t>
+            </w:r>
           </w:p>
         </w:tc>
         <w:tc>
@@ -5427,6 +5494,9 @@
               <w:widowControl w:val="0"/>
               <w:spacing w:line="240" w:lineRule="auto"/>
             </w:pPr>
+            <w:r>
+              <w:t>1</w:t>
+            </w:r>
           </w:p>
         </w:tc>
         <w:tc>
@@ -5444,6 +5514,9 @@
               <w:widowControl w:val="0"/>
               <w:spacing w:line="240" w:lineRule="auto"/>
             </w:pPr>
+            <w:r>
+              <w:t>0001</w:t>
+            </w:r>
           </w:p>
         </w:tc>
         <w:tc>
@@ -5461,6 +5534,9 @@
               <w:widowControl w:val="0"/>
               <w:spacing w:line="240" w:lineRule="auto"/>
             </w:pPr>
+            <w:r>
+              <w:t>0</w:t>
+            </w:r>
           </w:p>
         </w:tc>
         <w:tc>
@@ -5478,6 +5554,9 @@
               <w:widowControl w:val="0"/>
               <w:spacing w:line="240" w:lineRule="auto"/>
             </w:pPr>
+            <w:r>
+              <w:t>1</w:t>
+            </w:r>
           </w:p>
         </w:tc>
         <w:tc>
@@ -5495,6 +5574,9 @@
               <w:widowControl w:val="0"/>
               <w:spacing w:line="240" w:lineRule="auto"/>
             </w:pPr>
+            <w:r>
+              <w:t>1</w:t>
+            </w:r>
           </w:p>
         </w:tc>
         <w:tc>
@@ -5512,6 +5594,9 @@
               <w:widowControl w:val="0"/>
               <w:spacing w:line="240" w:lineRule="auto"/>
             </w:pPr>
+            <w:r>
+              <w:t>0</w:t>
+            </w:r>
           </w:p>
         </w:tc>
       </w:tr>
@@ -5583,6 +5668,9 @@
               <w:widowControl w:val="0"/>
               <w:spacing w:line="240" w:lineRule="auto"/>
             </w:pPr>
+            <w:r>
+              <w:t>0000</w:t>
+            </w:r>
           </w:p>
         </w:tc>
         <w:tc>
@@ -5600,6 +5688,9 @@
               <w:widowControl w:val="0"/>
               <w:spacing w:line="240" w:lineRule="auto"/>
             </w:pPr>
+            <w:r>
+              <w:t>1</w:t>
+            </w:r>
           </w:p>
         </w:tc>
         <w:tc>
@@ -5617,6 +5708,9 @@
               <w:widowControl w:val="0"/>
               <w:spacing w:line="240" w:lineRule="auto"/>
             </w:pPr>
+            <w:r>
+              <w:t>1</w:t>
+            </w:r>
           </w:p>
         </w:tc>
         <w:tc>
@@ -5634,6 +5728,9 @@
               <w:widowControl w:val="0"/>
               <w:spacing w:line="240" w:lineRule="auto"/>
             </w:pPr>
+            <w:r>
+              <w:t>0</w:t>
+            </w:r>
           </w:p>
         </w:tc>
         <w:tc>
@@ -5651,6 +5748,9 @@
               <w:widowControl w:val="0"/>
               <w:spacing w:line="240" w:lineRule="auto"/>
             </w:pPr>
+            <w:r>
+              <w:t>0</w:t>
+            </w:r>
           </w:p>
         </w:tc>
         <w:tc>
@@ -5668,6 +5768,9 @@
               <w:widowControl w:val="0"/>
               <w:spacing w:line="240" w:lineRule="auto"/>
             </w:pPr>
+            <w:r>
+              <w:t>1100</w:t>
+            </w:r>
           </w:p>
         </w:tc>
         <w:tc>
@@ -5685,6 +5788,9 @@
               <w:widowControl w:val="0"/>
               <w:spacing w:line="240" w:lineRule="auto"/>
             </w:pPr>
+            <w:r>
+              <w:t>0</w:t>
+            </w:r>
           </w:p>
         </w:tc>
         <w:tc>
@@ -5702,6 +5808,9 @@
               <w:widowControl w:val="0"/>
               <w:spacing w:line="240" w:lineRule="auto"/>
             </w:pPr>
+            <w:r>
+              <w:t>0</w:t>
+            </w:r>
           </w:p>
         </w:tc>
         <w:tc>
@@ -5719,6 +5828,9 @@
               <w:widowControl w:val="0"/>
               <w:spacing w:line="240" w:lineRule="auto"/>
             </w:pPr>
+            <w:r>
+              <w:t>1</w:t>
+            </w:r>
           </w:p>
         </w:tc>
         <w:tc>
@@ -5736,11 +5848,228 @@
               <w:widowControl w:val="0"/>
               <w:spacing w:line="240" w:lineRule="auto"/>
             </w:pPr>
+            <w:r>
+              <w:t>1</w:t>
+            </w:r>
           </w:p>
         </w:tc>
       </w:tr>
     </w:tbl>
-    <w:p/>
+    <w:p>
+      <w:pPr>
+        <w:rPr>
+          <w:lang w:val="es-ES"/>
+        </w:rPr>
+      </w:pPr>
+    </w:p>
+    <w:p>
+      <w:pPr>
+        <w:rPr>
+          <w:lang w:val="es-ES"/>
+        </w:rPr>
+      </w:pPr>
+    </w:p>
+    <w:p>
+      <w:pPr>
+        <w:pStyle w:val="Prrafodelista"/>
+        <w:numPr>
+          <w:ilvl w:val="0"/>
+          <w:numId w:val="1"/>
+        </w:numPr>
+        <w:rPr>
+          <w:b/>
+          <w:bCs/>
+          <w:sz w:val="32"/>
+          <w:szCs w:val="32"/>
+        </w:rPr>
+      </w:pPr>
+      <w:r>
+        <w:rPr>
+          <w:b/>
+          <w:bCs/>
+          <w:sz w:val="32"/>
+          <w:szCs w:val="32"/>
+        </w:rPr>
+        <w:t xml:space="preserve">¿Es posible utilizar esta ALU con operandos interpretados como sin </w:t>
+      </w:r>
+      <w:r>
+        <w:rPr>
+          <w:b/>
+          <w:bCs/>
+          <w:sz w:val="32"/>
+          <w:szCs w:val="32"/>
+        </w:rPr>
+        <w:t>signo? ¿</w:t>
+      </w:r>
+      <w:r>
+        <w:rPr>
+          <w:b/>
+          <w:bCs/>
+          <w:sz w:val="32"/>
+          <w:szCs w:val="32"/>
+        </w:rPr>
+        <w:t>C</w:t>
+      </w:r>
+      <w:r>
+        <w:rPr>
+          <w:b/>
+          <w:bCs/>
+          <w:sz w:val="32"/>
+          <w:szCs w:val="32"/>
+        </w:rPr>
+        <w:t>ó</w:t>
+      </w:r>
+      <w:r>
+        <w:rPr>
+          <w:b/>
+          <w:bCs/>
+          <w:sz w:val="32"/>
+          <w:szCs w:val="32"/>
+        </w:rPr>
+        <w:t>mo detectar</w:t>
+      </w:r>
+      <w:r>
+        <w:rPr>
+          <w:b/>
+          <w:bCs/>
+          <w:sz w:val="32"/>
+          <w:szCs w:val="32"/>
+        </w:rPr>
+        <w:t>í</w:t>
+      </w:r>
+      <w:r>
+        <w:rPr>
+          <w:b/>
+          <w:bCs/>
+          <w:sz w:val="32"/>
+          <w:szCs w:val="32"/>
+        </w:rPr>
+        <w:t>a el overflow?</w:t>
+      </w:r>
+    </w:p>
+    <w:p>
+      <w:pPr>
+        <w:pStyle w:val="Prrafodelista"/>
+        <w:ind w:left="1080"/>
+        <w:rPr>
+          <w:b/>
+          <w:bCs/>
+          <w:sz w:val="32"/>
+          <w:szCs w:val="32"/>
+        </w:rPr>
+      </w:pPr>
+    </w:p>
+    <w:p>
+      <w:pPr>
+        <w:pStyle w:val="Prrafodelista"/>
+        <w:ind w:left="1080"/>
+        <w:rPr>
+          <w:b/>
+          <w:bCs/>
+          <w:sz w:val="24"/>
+          <w:szCs w:val="24"/>
+        </w:rPr>
+      </w:pPr>
+      <w:r>
+        <w:rPr>
+          <w:b/>
+          <w:bCs/>
+          <w:sz w:val="24"/>
+          <w:szCs w:val="24"/>
+        </w:rPr>
+        <w:t xml:space="preserve">Si es posible, ya que se muestra en S ya sea la suma o resta para </w:t>
+      </w:r>
+      <w:r>
+        <w:rPr>
+          <w:b/>
+          <w:bCs/>
+          <w:sz w:val="24"/>
+          <w:szCs w:val="24"/>
+        </w:rPr>
+        <w:t>sin signo”</w:t>
+      </w:r>
+      <w:r>
+        <w:rPr>
+          <w:b/>
+          <w:bCs/>
+          <w:sz w:val="24"/>
+          <w:szCs w:val="24"/>
+        </w:rPr>
+        <w:t xml:space="preserve"> o como</w:t>
+      </w:r>
+      <w:r>
+        <w:rPr>
+          <w:b/>
+          <w:bCs/>
+          <w:sz w:val="24"/>
+          <w:szCs w:val="24"/>
+        </w:rPr>
+        <w:t xml:space="preserve"> “con signo”</w:t>
+      </w:r>
+      <w:r>
+        <w:rPr>
+          <w:b/>
+          <w:bCs/>
+          <w:sz w:val="24"/>
+          <w:szCs w:val="24"/>
+        </w:rPr>
+        <w:t xml:space="preserve"> el overflow </w:t>
+      </w:r>
+      <w:r>
+        <w:rPr>
+          <w:b/>
+          <w:bCs/>
+          <w:sz w:val="24"/>
+          <w:szCs w:val="24"/>
+        </w:rPr>
+        <w:t xml:space="preserve">para </w:t>
+      </w:r>
+      <w:r>
+        <w:rPr>
+          <w:b/>
+          <w:bCs/>
+          <w:sz w:val="24"/>
+          <w:szCs w:val="24"/>
+        </w:rPr>
+        <w:t xml:space="preserve">“sin signo” </w:t>
+      </w:r>
+      <w:r>
+        <w:rPr>
+          <w:b/>
+          <w:bCs/>
+          <w:sz w:val="24"/>
+          <w:szCs w:val="24"/>
+        </w:rPr>
+        <w:t xml:space="preserve">se da con C=1 y para </w:t>
+      </w:r>
+      <w:r>
+        <w:rPr>
+          <w:b/>
+          <w:bCs/>
+          <w:sz w:val="24"/>
+          <w:szCs w:val="24"/>
+        </w:rPr>
+        <w:t>“con signo”</w:t>
+      </w:r>
+      <w:r>
+        <w:rPr>
+          <w:b/>
+          <w:bCs/>
+          <w:sz w:val="24"/>
+          <w:szCs w:val="24"/>
+        </w:rPr>
+        <w:t xml:space="preserve"> se da con V=1</w:t>
+      </w:r>
+      <w:r>
+        <w:rPr>
+          <w:b/>
+          <w:bCs/>
+          <w:sz w:val="24"/>
+          <w:szCs w:val="24"/>
+        </w:rPr>
+        <w:t>.</w:t>
+      </w:r>
+    </w:p>
     <w:sectPr>
       <w:pgSz w:w="12240" w:h="15840"/>
       <w:pgMar w:top="1440" w:right="1440" w:bottom="1440" w:left="1440" w:header="720" w:footer="720" w:gutter="0"/>
@@ -5749,6 +6078,103 @@
     </w:sectPr>
   </w:body>
 </w:document>
+</file>
+
+<file path=word/numbering.xml><?xml version="1.0" encoding="utf-8"?>
+<w:numbering xmlns:wpc="http://schemas.microsoft.com/office/word/2010/wordprocessingCanvas" xmlns:cx="http://schemas.microsoft.com/office/drawing/2014/chartex" xmlns:cx1="http://schemas.microsoft.com/office/drawing/2015/9/8/chartex" xmlns:cx2="http://schemas.microsoft.com/office/drawing/2015/10/21/chartex" xmlns:cx3="http://schemas.microsoft.com/office/drawing/2016/5/9/chartex" xmlns:cx4="http://schemas.microsoft.com/office/drawing/2016/5/10/chartex" xmlns:cx5="http://schemas.microsoft.com/office/drawing/2016/5/11/chartex" xmlns:cx6="http://schemas.microsoft.com/office/drawing/2016/5/12/chartex" xmlns:cx7="http://schemas.microsoft.com/office/drawing/2016/5/13/chartex" xmlns:cx8="http://schemas.microsoft.com/office/drawing/2016/5/14/chartex" xmlns:mc="http://schemas.openxmlformats.org/markup-compatibility/2006" xmlns:aink="http://schemas.microsoft.com/office/drawing/2016/ink" xmlns:am3d="http://schemas.microsoft.com/office/drawing/2017/model3d" xmlns:o="urn:schemas-microsoft-com:office:office" xmlns:oel="http://schemas.microsoft.com/office/2019/extlst" xmlns:r="http://schemas.openxmlformats.org/officeDocument/2006/relationships" xmlns:m="http://schemas.openxmlformats.org/officeDocument/2006/math" xmlns:v="urn:schemas-microsoft-com:vml" xmlns:wp14="http://schemas.microsoft.com/office/word/2010/wordprocessingDrawing" xmlns:wp="http://schemas.openxmlformats.org/drawingml/2006/wordprocessingDrawing" xmlns:w10="urn:schemas-microsoft-com:office:word" xmlns:w="http://schemas.openxmlformats.org/wordprocessingml/2006/main" xmlns:w14="http://schemas.microsoft.com/office/word/2010/wordml" xmlns:w15="http://schemas.microsoft.com/office/word/2012/wordml" xmlns:w16cex="http://schemas.microsoft.com/office/word/2018/wordml/cex" xmlns:w16cid="http://schemas.microsoft.com/office/word/2016/wordml/cid" xmlns:w16="http://schemas.microsoft.com/office/word/2018/wordml" xmlns:w16du="http://schemas.microsoft.com/office/word/2023/wordml/word16du" xmlns:w16sdtdh="http://schemas.microsoft.com/office/word/2020/wordml/sdtdatahash" xmlns:w16sdtfl="http://schemas.microsoft.com/office/word/2024/wordml/sdtformatlock" xmlns:w16se="http://schemas.microsoft.com/office/word/2015/wordml/symex" xmlns:wpg="http://schemas.microsoft.com/office/word/2010/wordprocessingGroup" xmlns:wpi="http://schemas.microsoft.com/office/word/2010/wordprocessingInk" xmlns:wne="http://schemas.microsoft.com/office/word/2006/wordml" xmlns:wps="http://schemas.microsoft.com/office/word/2010/wordprocessingShape" mc:Ignorable="w14 w15 w16se w16cid w16 w16cex w16sdtdh w16sdtfl w16du wp14">
+  <w:abstractNum w:abstractNumId="0" w15:restartNumberingAfterBreak="0">
+    <w:nsid w:val="3DFD4670"/>
+    <w:multiLevelType w:val="hybridMultilevel"/>
+    <w:tmpl w:val="61324408"/>
+    <w:lvl w:ilvl="0" w:tplc="26CEF152">
+      <w:start w:val="1"/>
+      <w:numFmt w:val="lowerRoman"/>
+      <w:lvlText w:val="%1)"/>
+      <w:lvlJc w:val="left"/>
+      <w:pPr>
+        <w:ind w:left="1080" w:hanging="720"/>
+      </w:pPr>
+      <w:rPr>
+        <w:rFonts w:hint="default"/>
+      </w:rPr>
+    </w:lvl>
+    <w:lvl w:ilvl="1" w:tplc="580A0019" w:tentative="1">
+      <w:start w:val="1"/>
+      <w:numFmt w:val="lowerLetter"/>
+      <w:lvlText w:val="%2."/>
+      <w:lvlJc w:val="left"/>
+      <w:pPr>
+        <w:ind w:left="1440" w:hanging="360"/>
+      </w:pPr>
+    </w:lvl>
+    <w:lvl w:ilvl="2" w:tplc="580A001B" w:tentative="1">
+      <w:start w:val="1"/>
+      <w:numFmt w:val="lowerRoman"/>
+      <w:lvlText w:val="%3."/>
+      <w:lvlJc w:val="right"/>
+      <w:pPr>
+        <w:ind w:left="2160" w:hanging="180"/>
+      </w:pPr>
+    </w:lvl>
+    <w:lvl w:ilvl="3" w:tplc="580A000F" w:tentative="1">
+      <w:start w:val="1"/>
+      <w:numFmt w:val="decimal"/>
+      <w:lvlText w:val="%4."/>
+      <w:lvlJc w:val="left"/>
+      <w:pPr>
+        <w:ind w:left="2880" w:hanging="360"/>
+      </w:pPr>
+    </w:lvl>
+    <w:lvl w:ilvl="4" w:tplc="580A0019" w:tentative="1">
+      <w:start w:val="1"/>
+      <w:numFmt w:val="lowerLetter"/>
+      <w:lvlText w:val="%5."/>
+      <w:lvlJc w:val="left"/>
+      <w:pPr>
+        <w:ind w:left="3600" w:hanging="360"/>
+      </w:pPr>
+    </w:lvl>
+    <w:lvl w:ilvl="5" w:tplc="580A001B" w:tentative="1">
+      <w:start w:val="1"/>
+      <w:numFmt w:val="lowerRoman"/>
+      <w:lvlText w:val="%6."/>
+      <w:lvlJc w:val="right"/>
+      <w:pPr>
+        <w:ind w:left="4320" w:hanging="180"/>
+      </w:pPr>
+    </w:lvl>
+    <w:lvl w:ilvl="6" w:tplc="580A000F" w:tentative="1">
+      <w:start w:val="1"/>
+      <w:numFmt w:val="decimal"/>
+      <w:lvlText w:val="%7."/>
+      <w:lvlJc w:val="left"/>
+      <w:pPr>
+        <w:ind w:left="5040" w:hanging="360"/>
+      </w:pPr>
+    </w:lvl>
+    <w:lvl w:ilvl="7" w:tplc="580A0019" w:tentative="1">
+      <w:start w:val="1"/>
+      <w:numFmt w:val="lowerLetter"/>
+      <w:lvlText w:val="%8."/>
+      <w:lvlJc w:val="left"/>
+      <w:pPr>
+        <w:ind w:left="5760" w:hanging="360"/>
+      </w:pPr>
+    </w:lvl>
+    <w:lvl w:ilvl="8" w:tplc="580A001B" w:tentative="1">
+      <w:start w:val="1"/>
+      <w:numFmt w:val="lowerRoman"/>
+      <w:lvlText w:val="%9."/>
+      <w:lvlJc w:val="right"/>
+      <w:pPr>
+        <w:ind w:left="6480" w:hanging="180"/>
+      </w:pPr>
+    </w:lvl>
+  </w:abstractNum>
+  <w:num w:numId="1" w16cid:durableId="1258488161">
+    <w:abstractNumId w:val="0"/>
+  </w:num>
+</w:numbering>
 </file>
 
 <file path=word/styles.xml><?xml version="1.0" encoding="utf-8"?>
@@ -6269,7 +6695,6 @@
   <w:style w:type="character" w:default="1" w:styleId="Fuentedeprrafopredeter">
     <w:name w:val="Default Paragraph Font"/>
     <w:uiPriority w:val="1"/>
-    <w:semiHidden/>
     <w:unhideWhenUsed/>
   </w:style>
   <w:style w:type="table" w:default="1" w:styleId="Tablanormal">
@@ -6375,6 +6800,17 @@
         <w:right w:w="100" w:type="dxa"/>
       </w:tblCellMar>
     </w:tblPr>
+  </w:style>
+  <w:style w:type="paragraph" w:styleId="Prrafodelista">
+    <w:name w:val="List Paragraph"/>
+    <w:basedOn w:val="Normal"/>
+    <w:uiPriority w:val="34"/>
+    <w:qFormat/>
+    <w:rsid w:val="004835D0"/>
+    <w:pPr>
+      <w:ind w:left="720"/>
+      <w:contextualSpacing/>
+    </w:pPr>
   </w:style>
 </w:styles>
 </file>

--- a/Talleres/Talleres-2025-2C/Taller1/Taller1-Lógica Combinatoria/Tablas Taller de Lógica Digital.docx
+++ b/Talleres/Talleres-2025-2C/Taller1/Taller1-Lógica Combinatoria/Tablas Taller de Lógica Digital.docx
@@ -459,12 +459,14 @@
                 <w:b/>
               </w:rPr>
             </w:pPr>
+            <w:proofErr w:type="gramStart"/>
             <w:r>
               <w:rPr>
                 <w:b/>
               </w:rPr>
               <w:t>V?</w:t>
             </w:r>
+            <w:proofErr w:type="gramEnd"/>
           </w:p>
         </w:tc>
         <w:tc>
@@ -627,12 +629,14 @@
                 <w:b/>
               </w:rPr>
             </w:pPr>
+            <w:proofErr w:type="gramStart"/>
             <w:r>
               <w:rPr>
                 <w:b/>
               </w:rPr>
               <w:t>V?</w:t>
             </w:r>
+            <w:proofErr w:type="gramEnd"/>
           </w:p>
         </w:tc>
       </w:tr>
@@ -2668,12 +2672,14 @@
                 <w:b/>
               </w:rPr>
             </w:pPr>
+            <w:proofErr w:type="gramStart"/>
             <w:r>
               <w:rPr>
                 <w:b/>
               </w:rPr>
               <w:t>V?</w:t>
             </w:r>
+            <w:proofErr w:type="gramEnd"/>
           </w:p>
         </w:tc>
         <w:tc>
@@ -2836,12 +2842,14 @@
                 <w:b/>
               </w:rPr>
             </w:pPr>
+            <w:proofErr w:type="gramStart"/>
             <w:r>
               <w:rPr>
                 <w:b/>
               </w:rPr>
               <w:t>V?</w:t>
             </w:r>
+            <w:proofErr w:type="gramEnd"/>
           </w:p>
         </w:tc>
       </w:tr>
@@ -5301,7 +5309,7 @@
               <w:spacing w:line="240" w:lineRule="auto"/>
             </w:pPr>
             <w:r>
-              <w:t>1</w:t>
+              <w:t>0</w:t>
             </w:r>
           </w:p>
         </w:tc>
@@ -5555,7 +5563,7 @@
               <w:spacing w:line="240" w:lineRule="auto"/>
             </w:pPr>
             <w:r>
-              <w:t>1</w:t>
+              <w:t>0</w:t>
             </w:r>
           </w:p>
         </w:tc>
@@ -5809,7 +5817,7 @@
               <w:spacing w:line="240" w:lineRule="auto"/>
             </w:pPr>
             <w:r>
-              <w:t>0</w:t>
+              <w:t>1</w:t>
             </w:r>
           </w:p>
         </w:tc>
@@ -5890,8 +5898,9 @@
           <w:sz w:val="32"/>
           <w:szCs w:val="32"/>
         </w:rPr>
-        <w:t xml:space="preserve">¿Es posible utilizar esta ALU con operandos interpretados como sin </w:t>
+        <w:t xml:space="preserve">¿Es posible utilizar esta ALU con operandos interpretados como sin signo? ¿Cómo detectaría el </w:t>
       </w:r>
+      <w:proofErr w:type="spellStart"/>
       <w:r>
         <w:rPr>
           <w:b/>
@@ -5899,8 +5908,9 @@
           <w:sz w:val="32"/>
           <w:szCs w:val="32"/>
         </w:rPr>
-        <w:t>signo? ¿</w:t>
+        <w:t>overflow</w:t>
       </w:r>
+      <w:proofErr w:type="spellEnd"/>
       <w:r>
         <w:rPr>
           <w:b/>
@@ -5908,43 +5918,7 @@
           <w:sz w:val="32"/>
           <w:szCs w:val="32"/>
         </w:rPr>
-        <w:t>C</w:t>
-      </w:r>
-      <w:r>
-        <w:rPr>
-          <w:b/>
-          <w:bCs/>
-          <w:sz w:val="32"/>
-          <w:szCs w:val="32"/>
-        </w:rPr>
-        <w:t>ó</w:t>
-      </w:r>
-      <w:r>
-        <w:rPr>
-          <w:b/>
-          <w:bCs/>
-          <w:sz w:val="32"/>
-          <w:szCs w:val="32"/>
-        </w:rPr>
-        <w:t>mo detectar</w:t>
-      </w:r>
-      <w:r>
-        <w:rPr>
-          <w:b/>
-          <w:bCs/>
-          <w:sz w:val="32"/>
-          <w:szCs w:val="32"/>
-        </w:rPr>
-        <w:t>í</w:t>
-      </w:r>
-      <w:r>
-        <w:rPr>
-          <w:b/>
-          <w:bCs/>
-          <w:sz w:val="32"/>
-          <w:szCs w:val="32"/>
-        </w:rPr>
-        <w:t>a el overflow?</w:t>
+        <w:t>?</w:t>
       </w:r>
     </w:p>
     <w:p>
@@ -6013,7 +5987,27 @@
           <w:sz w:val="24"/>
           <w:szCs w:val="24"/>
         </w:rPr>
-        <w:t xml:space="preserve"> el overflow </w:t>
+        <w:t xml:space="preserve"> el </w:t>
+      </w:r>
+      <w:proofErr w:type="spellStart"/>
+      <w:r>
+        <w:rPr>
+          <w:b/>
+          <w:bCs/>
+          <w:sz w:val="24"/>
+          <w:szCs w:val="24"/>
+        </w:rPr>
+        <w:t>overflow</w:t>
+      </w:r>
+      <w:proofErr w:type="spellEnd"/>
+      <w:r>
+        <w:rPr>
+          <w:b/>
+          <w:bCs/>
+          <w:sz w:val="24"/>
+          <w:szCs w:val="24"/>
+        </w:rPr>
+        <w:t xml:space="preserve"> </w:t>
       </w:r>
       <w:r>
         <w:rPr>
@@ -6695,6 +6689,7 @@
   <w:style w:type="character" w:default="1" w:styleId="Fuentedeprrafopredeter">
     <w:name w:val="Default Paragraph Font"/>
     <w:uiPriority w:val="1"/>
+    <w:semiHidden/>
     <w:unhideWhenUsed/>
   </w:style>
   <w:style w:type="table" w:default="1" w:styleId="Tablanormal">
